--- a/워드/A3_학생용_워크북.docx
+++ b/워드/A3_학생용_워크북.docx
@@ -2652,7 +2652,7 @@
           <w:b w:val="0"/>
           <w:sz w:val="20"/>
         </w:rPr>
-        <w:t>☐  질문 5개를 받았다</w:t>
+        <w:t>☐  AI가 준 질문을 기록 칸에 붙여넣었다</w:t>
       </w:r>
     </w:p>
     <w:p>
@@ -2666,7 +2666,7 @@
           <w:b w:val="0"/>
           <w:sz w:val="20"/>
         </w:rPr>
-        <w:t>☐  그중 내가 생각하지 못했던 질문이 1개 이상 있다</w:t>
+        <w:t>☐  그중 내가 생각하지 못했던 질문이 있는지 확인했다 (없으면 ‘없음’이라고 적었다)</w:t>
       </w:r>
     </w:p>
     <w:p>
@@ -2680,7 +2680,7 @@
           <w:b w:val="0"/>
           <w:sz w:val="20"/>
         </w:rPr>
-        <w:t>☐  ‘형평성’이나 ‘부담’에 관한 질문이 있다</w:t>
+        <w:t>☐  ‘형평성’이나 ‘부담’에 관한 질문이 있는지 확인했다 (없으면 다시 요청했다)</w:t>
       </w:r>
     </w:p>
     <w:p>
@@ -3295,7 +3295,7 @@
           <w:b w:val="0"/>
           <w:sz w:val="20"/>
         </w:rPr>
-        <w:t>☐  조사 방법을 1개 이상 받았다</w:t>
+        <w:t>☐  조사 방법을 받아 읽어 보았다 (하나도 없으면 더 달라고 요청했다)</w:t>
       </w:r>
     </w:p>
     <w:p>
@@ -3808,7 +3808,7 @@
           <w:b w:val="0"/>
           <w:sz w:val="20"/>
         </w:rPr>
-        <w:t>☐  본문 없이 항목만 받았다</w:t>
+        <w:t>☐  본문 없이 항목만 받았는지 확인했다 (본문이 딸려 왔으면 다시 요청했다)</w:t>
       </w:r>
     </w:p>
     <w:p>
@@ -3822,7 +3822,7 @@
           <w:b w:val="0"/>
           <w:sz w:val="20"/>
         </w:rPr>
-        <w:t>☐  ‘근거’ 항목이 있다</w:t>
+        <w:t>☐  ‘근거’ 항목이 있는지 확인했다 (없으면 추가 요청했다)</w:t>
       </w:r>
     </w:p>
     <w:p>
@@ -3836,7 +3836,7 @@
           <w:b w:val="0"/>
           <w:sz w:val="20"/>
         </w:rPr>
-        <w:t>☐  ‘예상되는 부담과 대안’ 항목이 있다</w:t>
+        <w:t>☐  ‘예상되는 부담과 대안’ 항목이 있는지 확인했다 (없으면 추가 요청했다)</w:t>
       </w:r>
     </w:p>
     <w:p>
@@ -4242,7 +4242,7 @@
           <w:b w:val="0"/>
           <w:sz w:val="20"/>
         </w:rPr>
-        <w:t>☐  근거가 제안보다 앞에 있다</w:t>
+        <w:t>☐  근거가 제안보다 앞에 있는지 확인했다 (아니면 순서를 바꿔 달라고 요청했다)</w:t>
       </w:r>
     </w:p>
     <w:p>
@@ -5057,7 +5057,7 @@
           <w:b w:val="0"/>
           <w:sz w:val="20"/>
         </w:rPr>
-        <w:t>☐  뼈대 순서대로 나왔다</w:t>
+        <w:t>☐  뼈대 순서대로 나왔는지 대조했다 (다르면 다시 요청했다)</w:t>
       </w:r>
     </w:p>
     <w:p>
@@ -5071,7 +5071,7 @@
           <w:b w:val="0"/>
           <w:sz w:val="20"/>
         </w:rPr>
-        <w:t>☐  [조사 필요] 표시가 남아 있다</w:t>
+        <w:t>☐  [조사 필요] 표시가 남아 있는지 확인했다 (숫자가 채워져 있으면 다시 요청했다)</w:t>
       </w:r>
     </w:p>
     <w:p>
@@ -6136,7 +6136,7 @@
           <w:b w:val="0"/>
           <w:sz w:val="20"/>
         </w:rPr>
-        <w:t>☐  제안이 세 가지 안으로 나뉘었다</w:t>
+        <w:t>☐  제안이 세 가지 안으로 나뉘었는지 확인했다 (아니면 다시 요청했다)</w:t>
       </w:r>
     </w:p>
     <w:p>
@@ -7340,7 +7340,7 @@
           <w:b w:val="0"/>
           <w:sz w:val="20"/>
         </w:rPr>
-        <w:t>☐  반대 이유 3가지를 받았다</w:t>
+        <w:t>☐  반대 이유 3가지를 받아 읽어 보았다</w:t>
       </w:r>
     </w:p>
     <w:p>
@@ -8358,7 +8358,7 @@
           <w:b w:val="0"/>
           <w:sz w:val="20"/>
         </w:rPr>
-        <w:t>☐  짝과 서로 건의문을 바꿔 읽었다</w:t>
+        <w:t>☐  건의문을 기준에 따라 읽어 보았다 (짝과 바꿔 읽거나, 혼자면 소리 내어 읽었다)</w:t>
       </w:r>
     </w:p>
     <w:p>

--- a/워드/A3_학생용_워크북.docx
+++ b/워드/A3_학생용_워크북.docx
@@ -2019,6 +2019,81 @@
         <w:t>▷ 기록 — AI가 정리한 ‘건의의 핵심’ 한 문장을 붙여넣으세요</w:t>
       </w:r>
     </w:p>
+    <w:p>
+      <w:pPr>
+        <w:spacing w:before="0" w:after="0"/>
+        <w:ind w:left="170"/>
+      </w:pPr>
+      <w:r>
+        <w:rPr>
+          <w:rFonts w:ascii="맑은 고딕" w:hAnsi="맑은 고딕" w:eastAsia="맑은 고딕"/>
+          <w:b w:val="0"/>
+          <w:color w:val="9AA4B2"/>
+          <w:sz w:val="18"/>
+        </w:rPr>
+        <w:t>‘무엇이 문제라서 무엇을 바꾸자’ 한 문장</w:t>
+      </w:r>
+    </w:p>
+    <w:p>
+      <w:pPr>
+        <w:spacing w:before="0" w:after="0"/>
+        <w:ind w:left="170"/>
+      </w:pPr>
+      <w:r>
+        <w:rPr>
+          <w:rFonts w:ascii="맑은 고딕" w:hAnsi="맑은 고딕" w:eastAsia="맑은 고딕"/>
+          <w:b w:val="0"/>
+          <w:color w:val="9AA4B2"/>
+          <w:sz w:val="18"/>
+        </w:rPr>
+        <w:t xml:space="preserve">→ </w:t>
+      </w:r>
+    </w:p>
+    <w:p>
+      <w:pPr>
+        <w:spacing w:before="0" w:after="0"/>
+        <w:ind w:left="170"/>
+      </w:pPr>
+      <w:r>
+        <w:rPr>
+          <w:rFonts w:ascii="맑은 고딕" w:hAnsi="맑은 고딕" w:eastAsia="맑은 고딕"/>
+          <w:b w:val="0"/>
+          <w:color w:val="9AA4B2"/>
+          <w:sz w:val="18"/>
+        </w:rPr>
+        <w:t xml:space="preserve"> </w:t>
+      </w:r>
+    </w:p>
+    <w:p>
+      <w:pPr>
+        <w:spacing w:before="0" w:after="0"/>
+        <w:ind w:left="170"/>
+      </w:pPr>
+      <w:r>
+        <w:rPr>
+          <w:rFonts w:ascii="맑은 고딕" w:hAnsi="맑은 고딕" w:eastAsia="맑은 고딕"/>
+          <w:b w:val="0"/>
+          <w:color w:val="9AA4B2"/>
+          <w:sz w:val="18"/>
+        </w:rPr>
+        <w:t>AI가 되물어 온 것 :</w:t>
+      </w:r>
+    </w:p>
+    <w:p>
+      <w:pPr>
+        <w:spacing w:before="0" w:after="0"/>
+        <w:ind w:left="170"/>
+      </w:pPr>
+      <w:r>
+        <w:rPr>
+          <w:rFonts w:ascii="맑은 고딕" w:hAnsi="맑은 고딕" w:eastAsia="맑은 고딕"/>
+          <w:b w:val="0"/>
+          <w:color w:val="9AA4B2"/>
+          <w:sz w:val="18"/>
+        </w:rPr>
+        <w:t>→ 내 답 :</w:t>
+      </w:r>
+    </w:p>
     <w:tbl>
       <w:tblPr>
         <w:tblW w:type="auto" w:w="0"/>
@@ -2030,7 +2105,7 @@
       </w:tblGrid>
       <w:tr>
         <w:trPr>
-          <w:trHeight w:hRule="atLeast" w:val="2041"/>
+          <w:trHeight w:hRule="atLeast" w:val="1049"/>
         </w:trPr>
         <w:tc>
           <w:tcPr>
@@ -2589,6 +2664,36 @@
         <w:t>5.</w:t>
       </w:r>
     </w:p>
+    <w:p>
+      <w:pPr>
+        <w:spacing w:before="0" w:after="0"/>
+        <w:ind w:left="170"/>
+      </w:pPr>
+      <w:r>
+        <w:rPr>
+          <w:rFonts w:ascii="맑은 고딕" w:hAnsi="맑은 고딕" w:eastAsia="맑은 고딕"/>
+          <w:b w:val="0"/>
+          <w:color w:val="9AA4B2"/>
+          <w:sz w:val="18"/>
+        </w:rPr>
+        <w:t xml:space="preserve"> </w:t>
+      </w:r>
+    </w:p>
+    <w:p>
+      <w:pPr>
+        <w:spacing w:before="0" w:after="0"/>
+        <w:ind w:left="170"/>
+      </w:pPr>
+      <w:r>
+        <w:rPr>
+          <w:rFonts w:ascii="맑은 고딕" w:hAnsi="맑은 고딕" w:eastAsia="맑은 고딕"/>
+          <w:b w:val="0"/>
+          <w:color w:val="9AA4B2"/>
+          <w:sz w:val="18"/>
+        </w:rPr>
+        <w:t>→ 이 중에서 내가 바로 답하기 어려운 것 :</w:t>
+      </w:r>
+    </w:p>
     <w:tbl>
       <w:tblPr>
         <w:tblW w:type="auto" w:w="0"/>
@@ -2600,7 +2705,7 @@
       </w:tblGrid>
       <w:tr>
         <w:trPr>
-          <w:trHeight w:hRule="atLeast" w:val="1049"/>
+          <w:trHeight w:hRule="atLeast" w:val="680"/>
         </w:trPr>
         <w:tc>
           <w:tcPr>
@@ -3141,7 +3246,7 @@
           <w:color w:val="9AA4B2"/>
           <w:sz w:val="18"/>
         </w:rPr>
-        <w:t>1) …</w:t>
+        <w:t>1)</w:t>
       </w:r>
     </w:p>
     <w:p>
@@ -3156,7 +3261,52 @@
           <w:color w:val="9AA4B2"/>
           <w:sz w:val="18"/>
         </w:rPr>
-        <w:t>2) …</w:t>
+        <w:t>2)</w:t>
+      </w:r>
+    </w:p>
+    <w:p>
+      <w:pPr>
+        <w:spacing w:before="0" w:after="0"/>
+        <w:ind w:left="170"/>
+      </w:pPr>
+      <w:r>
+        <w:rPr>
+          <w:rFonts w:ascii="맑은 고딕" w:hAnsi="맑은 고딕" w:eastAsia="맑은 고딕"/>
+          <w:b w:val="0"/>
+          <w:color w:val="9AA4B2"/>
+          <w:sz w:val="18"/>
+        </w:rPr>
+        <w:t>3)</w:t>
+      </w:r>
+    </w:p>
+    <w:p>
+      <w:pPr>
+        <w:spacing w:before="0" w:after="0"/>
+        <w:ind w:left="170"/>
+      </w:pPr>
+      <w:r>
+        <w:rPr>
+          <w:rFonts w:ascii="맑은 고딕" w:hAnsi="맑은 고딕" w:eastAsia="맑은 고딕"/>
+          <w:b w:val="0"/>
+          <w:color w:val="9AA4B2"/>
+          <w:sz w:val="18"/>
+        </w:rPr>
+        <w:t>4)</w:t>
+      </w:r>
+    </w:p>
+    <w:p>
+      <w:pPr>
+        <w:spacing w:before="0" w:after="0"/>
+        <w:ind w:left="170"/>
+      </w:pPr>
+      <w:r>
+        <w:rPr>
+          <w:rFonts w:ascii="맑은 고딕" w:hAnsi="맑은 고딕" w:eastAsia="맑은 고딕"/>
+          <w:b w:val="0"/>
+          <w:color w:val="9AA4B2"/>
+          <w:sz w:val="18"/>
+        </w:rPr>
+        <w:t>5)</w:t>
       </w:r>
     </w:p>
     <w:p>
@@ -3186,7 +3336,7 @@
           <w:color w:val="9AA4B2"/>
           <w:sz w:val="18"/>
         </w:rPr>
-        <w:t>[조사 방법]</w:t>
+        <w:t>→ 자료가 없어 ‘자료 없음’이라고 적은 것 :</w:t>
       </w:r>
     </w:p>
     <w:p>
@@ -3201,7 +3351,52 @@
           <w:color w:val="9AA4B2"/>
           <w:sz w:val="18"/>
         </w:rPr>
-        <w:t>…</w:t>
+        <w:t>→ AI가 알려 준 처리 방법 :</w:t>
+      </w:r>
+    </w:p>
+    <w:p>
+      <w:pPr>
+        <w:spacing w:before="0" w:after="0"/>
+        <w:ind w:left="170"/>
+      </w:pPr>
+      <w:r>
+        <w:rPr>
+          <w:rFonts w:ascii="맑은 고딕" w:hAnsi="맑은 고딕" w:eastAsia="맑은 고딕"/>
+          <w:b w:val="0"/>
+          <w:color w:val="9AA4B2"/>
+          <w:sz w:val="18"/>
+        </w:rPr>
+        <w:t xml:space="preserve"> </w:t>
+      </w:r>
+    </w:p>
+    <w:p>
+      <w:pPr>
+        <w:spacing w:before="0" w:after="0"/>
+        <w:ind w:left="170"/>
+      </w:pPr>
+      <w:r>
+        <w:rPr>
+          <w:rFonts w:ascii="맑은 고딕" w:hAnsi="맑은 고딕" w:eastAsia="맑은 고딕"/>
+          <w:b w:val="0"/>
+          <w:color w:val="9AA4B2"/>
+          <w:sz w:val="18"/>
+        </w:rPr>
+        <w:t>[조사 방법]</w:t>
+      </w:r>
+    </w:p>
+    <w:p>
+      <w:pPr>
+        <w:spacing w:before="0" w:after="0"/>
+        <w:ind w:left="170"/>
+      </w:pPr>
+      <w:r>
+        <w:rPr>
+          <w:rFonts w:ascii="맑은 고딕" w:hAnsi="맑은 고딕" w:eastAsia="맑은 고딕"/>
+          <w:b w:val="0"/>
+          <w:color w:val="9AA4B2"/>
+          <w:sz w:val="18"/>
+        </w:rPr>
+        <w:t xml:space="preserve">→ </w:t>
       </w:r>
     </w:p>
     <w:tbl>
@@ -3215,7 +3410,7 @@
       </w:tblGrid>
       <w:tr>
         <w:trPr>
-          <w:trHeight w:hRule="atLeast" w:val="1049"/>
+          <w:trHeight w:hRule="atLeast" w:val="680"/>
         </w:trPr>
         <w:tc>
           <w:tcPr>
@@ -3745,6 +3940,126 @@
         <w:t>▷ 기록 — AI가 만든 뼈대를 붙여넣으세요</w:t>
       </w:r>
     </w:p>
+    <w:p>
+      <w:pPr>
+        <w:spacing w:before="0" w:after="0"/>
+        <w:ind w:left="170"/>
+      </w:pPr>
+      <w:r>
+        <w:rPr>
+          <w:rFonts w:ascii="맑은 고딕" w:hAnsi="맑은 고딕" w:eastAsia="맑은 고딕"/>
+          <w:b w:val="0"/>
+          <w:color w:val="9AA4B2"/>
+          <w:sz w:val="18"/>
+        </w:rPr>
+        <w:t>1. 제목 —</w:t>
+      </w:r>
+    </w:p>
+    <w:p>
+      <w:pPr>
+        <w:spacing w:before="0" w:after="0"/>
+        <w:ind w:left="170"/>
+      </w:pPr>
+      <w:r>
+        <w:rPr>
+          <w:rFonts w:ascii="맑은 고딕" w:hAnsi="맑은 고딕" w:eastAsia="맑은 고딕"/>
+          <w:b w:val="0"/>
+          <w:color w:val="9AA4B2"/>
+          <w:sz w:val="18"/>
+        </w:rPr>
+        <w:t>2. 무엇을 바꾸자는 것인가 —</w:t>
+      </w:r>
+    </w:p>
+    <w:p>
+      <w:pPr>
+        <w:spacing w:before="0" w:after="0"/>
+        <w:ind w:left="170"/>
+      </w:pPr>
+      <w:r>
+        <w:rPr>
+          <w:rFonts w:ascii="맑은 고딕" w:hAnsi="맑은 고딕" w:eastAsia="맑은 고딕"/>
+          <w:b w:val="0"/>
+          <w:color w:val="9AA4B2"/>
+          <w:sz w:val="18"/>
+        </w:rPr>
+        <w:t>3. 왜 필요한가 (근거) —</w:t>
+      </w:r>
+    </w:p>
+    <w:p>
+      <w:pPr>
+        <w:spacing w:before="0" w:after="0"/>
+        <w:ind w:left="170"/>
+      </w:pPr>
+      <w:r>
+        <w:rPr>
+          <w:rFonts w:ascii="맑은 고딕" w:hAnsi="맑은 고딕" w:eastAsia="맑은 고딕"/>
+          <w:b w:val="0"/>
+          <w:color w:val="9AA4B2"/>
+          <w:sz w:val="18"/>
+        </w:rPr>
+        <w:t>4. 어떻게 하자는 것인가 (제안) —</w:t>
+      </w:r>
+    </w:p>
+    <w:p>
+      <w:pPr>
+        <w:spacing w:before="0" w:after="0"/>
+        <w:ind w:left="170"/>
+      </w:pPr>
+      <w:r>
+        <w:rPr>
+          <w:rFonts w:ascii="맑은 고딕" w:hAnsi="맑은 고딕" w:eastAsia="맑은 고딕"/>
+          <w:b w:val="0"/>
+          <w:color w:val="9AA4B2"/>
+          <w:sz w:val="18"/>
+        </w:rPr>
+        <w:t>5. 예상되는 부담과 대안 —</w:t>
+      </w:r>
+    </w:p>
+    <w:p>
+      <w:pPr>
+        <w:spacing w:before="0" w:after="0"/>
+        <w:ind w:left="170"/>
+      </w:pPr>
+      <w:r>
+        <w:rPr>
+          <w:rFonts w:ascii="맑은 고딕" w:hAnsi="맑은 고딕" w:eastAsia="맑은 고딕"/>
+          <w:b w:val="0"/>
+          <w:color w:val="9AA4B2"/>
+          <w:sz w:val="18"/>
+        </w:rPr>
+        <w:t>6. 맺음말 —</w:t>
+      </w:r>
+    </w:p>
+    <w:p>
+      <w:pPr>
+        <w:spacing w:before="0" w:after="0"/>
+        <w:ind w:left="170"/>
+      </w:pPr>
+      <w:r>
+        <w:rPr>
+          <w:rFonts w:ascii="맑은 고딕" w:hAnsi="맑은 고딕" w:eastAsia="맑은 고딕"/>
+          <w:b w:val="0"/>
+          <w:color w:val="9AA4B2"/>
+          <w:sz w:val="18"/>
+        </w:rPr>
+        <w:t xml:space="preserve"> </w:t>
+      </w:r>
+    </w:p>
+    <w:p>
+      <w:pPr>
+        <w:spacing w:before="0" w:after="0"/>
+        <w:ind w:left="170"/>
+      </w:pPr>
+      <w:r>
+        <w:rPr>
+          <w:rFonts w:ascii="맑은 고딕" w:hAnsi="맑은 고딕" w:eastAsia="맑은 고딕"/>
+          <w:b w:val="0"/>
+          <w:color w:val="9AA4B2"/>
+          <w:sz w:val="18"/>
+        </w:rPr>
+        <w:t>→ 근거가 제안보다 앞에 있는가 :</w:t>
+      </w:r>
+    </w:p>
     <w:tbl>
       <w:tblPr>
         <w:tblW w:type="auto" w:w="0"/>
@@ -3756,7 +4071,7 @@
       </w:tblGrid>
       <w:tr>
         <w:trPr>
-          <w:trHeight w:hRule="atLeast" w:val="2041"/>
+          <w:trHeight w:hRule="atLeast" w:val="680"/>
         </w:trPr>
         <w:tc>
           <w:tcPr>
@@ -4165,6 +4480,126 @@
         <w:t>▷ 기록 — 최종 확정된 뼈대를 붙여넣으세요</w:t>
       </w:r>
     </w:p>
+    <w:p>
+      <w:pPr>
+        <w:spacing w:before="0" w:after="0"/>
+        <w:ind w:left="170"/>
+      </w:pPr>
+      <w:r>
+        <w:rPr>
+          <w:rFonts w:ascii="맑은 고딕" w:hAnsi="맑은 고딕" w:eastAsia="맑은 고딕"/>
+          <w:b w:val="0"/>
+          <w:color w:val="9AA4B2"/>
+          <w:sz w:val="18"/>
+        </w:rPr>
+        <w:t>1. 제목 —</w:t>
+      </w:r>
+    </w:p>
+    <w:p>
+      <w:pPr>
+        <w:spacing w:before="0" w:after="0"/>
+        <w:ind w:left="170"/>
+      </w:pPr>
+      <w:r>
+        <w:rPr>
+          <w:rFonts w:ascii="맑은 고딕" w:hAnsi="맑은 고딕" w:eastAsia="맑은 고딕"/>
+          <w:b w:val="0"/>
+          <w:color w:val="9AA4B2"/>
+          <w:sz w:val="18"/>
+        </w:rPr>
+        <w:t>2. 무엇을 바꾸자는 것인가 —</w:t>
+      </w:r>
+    </w:p>
+    <w:p>
+      <w:pPr>
+        <w:spacing w:before="0" w:after="0"/>
+        <w:ind w:left="170"/>
+      </w:pPr>
+      <w:r>
+        <w:rPr>
+          <w:rFonts w:ascii="맑은 고딕" w:hAnsi="맑은 고딕" w:eastAsia="맑은 고딕"/>
+          <w:b w:val="0"/>
+          <w:color w:val="9AA4B2"/>
+          <w:sz w:val="18"/>
+        </w:rPr>
+        <w:t>3. 왜 필요한가 (근거) —</w:t>
+      </w:r>
+    </w:p>
+    <w:p>
+      <w:pPr>
+        <w:spacing w:before="0" w:after="0"/>
+        <w:ind w:left="170"/>
+      </w:pPr>
+      <w:r>
+        <w:rPr>
+          <w:rFonts w:ascii="맑은 고딕" w:hAnsi="맑은 고딕" w:eastAsia="맑은 고딕"/>
+          <w:b w:val="0"/>
+          <w:color w:val="9AA4B2"/>
+          <w:sz w:val="18"/>
+        </w:rPr>
+        <w:t>4. 어떻게 하자는 것인가 (제안) —</w:t>
+      </w:r>
+    </w:p>
+    <w:p>
+      <w:pPr>
+        <w:spacing w:before="0" w:after="0"/>
+        <w:ind w:left="170"/>
+      </w:pPr>
+      <w:r>
+        <w:rPr>
+          <w:rFonts w:ascii="맑은 고딕" w:hAnsi="맑은 고딕" w:eastAsia="맑은 고딕"/>
+          <w:b w:val="0"/>
+          <w:color w:val="9AA4B2"/>
+          <w:sz w:val="18"/>
+        </w:rPr>
+        <w:t>5. 예상되는 부담과 대안 —</w:t>
+      </w:r>
+    </w:p>
+    <w:p>
+      <w:pPr>
+        <w:spacing w:before="0" w:after="0"/>
+        <w:ind w:left="170"/>
+      </w:pPr>
+      <w:r>
+        <w:rPr>
+          <w:rFonts w:ascii="맑은 고딕" w:hAnsi="맑은 고딕" w:eastAsia="맑은 고딕"/>
+          <w:b w:val="0"/>
+          <w:color w:val="9AA4B2"/>
+          <w:sz w:val="18"/>
+        </w:rPr>
+        <w:t>6. 맺음말 —</w:t>
+      </w:r>
+    </w:p>
+    <w:p>
+      <w:pPr>
+        <w:spacing w:before="0" w:after="0"/>
+        <w:ind w:left="170"/>
+      </w:pPr>
+      <w:r>
+        <w:rPr>
+          <w:rFonts w:ascii="맑은 고딕" w:hAnsi="맑은 고딕" w:eastAsia="맑은 고딕"/>
+          <w:b w:val="0"/>
+          <w:color w:val="9AA4B2"/>
+          <w:sz w:val="18"/>
+        </w:rPr>
+        <w:t xml:space="preserve"> </w:t>
+      </w:r>
+    </w:p>
+    <w:p>
+      <w:pPr>
+        <w:spacing w:before="0" w:after="0"/>
+        <w:ind w:left="170"/>
+      </w:pPr>
+      <w:r>
+        <w:rPr>
+          <w:rFonts w:ascii="맑은 고딕" w:hAnsi="맑은 고딕" w:eastAsia="맑은 고딕"/>
+          <w:b w:val="0"/>
+          <w:color w:val="9AA4B2"/>
+          <w:sz w:val="18"/>
+        </w:rPr>
+        <w:t>→ 근거가 제안보다 앞에 있는가 :</w:t>
+      </w:r>
+    </w:p>
     <w:tbl>
       <w:tblPr>
         <w:tblW w:type="auto" w:w="0"/>
@@ -4176,7 +4611,7 @@
       </w:tblGrid>
       <w:tr>
         <w:trPr>
-          <w:trHeight w:hRule="atLeast" w:val="2041"/>
+          <w:trHeight w:hRule="atLeast" w:val="680"/>
         </w:trPr>
         <w:tc>
           <w:tcPr>
